--- a/steel_defect_report.docx
+++ b/steel_defect_report.docx
@@ -753,6 +753,318 @@
         <w:t>Below are representative sample images from each defect class. Note the visual differences and similarities that challenge the classification models.</w:t>
       </w:r>
     </w:p>
+    <w:p>
+      <w:pPr>
+        <w:jc w:val="center"/>
+      </w:pPr>
+      <w:r>
+        <w:drawing>
+          <wp:inline xmlns:a="http://schemas.openxmlformats.org/drawingml/2006/main" xmlns:pic="http://schemas.openxmlformats.org/drawingml/2006/picture">
+            <wp:extent cx="2286000" cy="2286000"/>
+            <wp:docPr id="2" name="Picture 2"/>
+            <wp:cNvGraphicFramePr>
+              <a:graphicFrameLocks noChangeAspect="1"/>
+            </wp:cNvGraphicFramePr>
+            <a:graphic>
+              <a:graphicData uri="http://schemas.openxmlformats.org/drawingml/2006/picture">
+                <pic:pic>
+                  <pic:nvPicPr>
+                    <pic:cNvPr id="0" name="crazing_1.jpg"/>
+                    <pic:cNvPicPr/>
+                  </pic:nvPicPr>
+                  <pic:blipFill>
+                    <a:blip r:embed="rId10"/>
+                    <a:stretch>
+                      <a:fillRect/>
+                    </a:stretch>
+                  </pic:blipFill>
+                  <pic:spPr>
+                    <a:xfrm>
+                      <a:off x="0" y="0"/>
+                      <a:ext cx="2286000" cy="2286000"/>
+                    </a:xfrm>
+                    <a:prstGeom prst="rect"/>
+                  </pic:spPr>
+                </pic:pic>
+              </a:graphicData>
+            </a:graphic>
+          </wp:inline>
+        </w:drawing>
+      </w:r>
+    </w:p>
+    <w:p>
+      <w:pPr>
+        <w:jc w:val="center"/>
+      </w:pPr>
+      <w:r>
+        <w:rPr>
+          <w:rFonts w:ascii="Arial" w:hAnsi="Arial"/>
+          <w:i/>
+          <w:sz w:val="20"/>
+        </w:rPr>
+        <w:t>Figure 2. Sample image — class: 'crazing'</w:t>
+      </w:r>
+    </w:p>
+    <w:p>
+      <w:pPr>
+        <w:jc w:val="center"/>
+      </w:pPr>
+      <w:r>
+        <w:drawing>
+          <wp:inline xmlns:a="http://schemas.openxmlformats.org/drawingml/2006/main" xmlns:pic="http://schemas.openxmlformats.org/drawingml/2006/picture">
+            <wp:extent cx="2286000" cy="2286000"/>
+            <wp:docPr id="3" name="Picture 3"/>
+            <wp:cNvGraphicFramePr>
+              <a:graphicFrameLocks noChangeAspect="1"/>
+            </wp:cNvGraphicFramePr>
+            <a:graphic>
+              <a:graphicData uri="http://schemas.openxmlformats.org/drawingml/2006/picture">
+                <pic:pic>
+                  <pic:nvPicPr>
+                    <pic:cNvPr id="0" name="inclusion_1.jpg"/>
+                    <pic:cNvPicPr/>
+                  </pic:nvPicPr>
+                  <pic:blipFill>
+                    <a:blip r:embed="rId11"/>
+                    <a:stretch>
+                      <a:fillRect/>
+                    </a:stretch>
+                  </pic:blipFill>
+                  <pic:spPr>
+                    <a:xfrm>
+                      <a:off x="0" y="0"/>
+                      <a:ext cx="2286000" cy="2286000"/>
+                    </a:xfrm>
+                    <a:prstGeom prst="rect"/>
+                  </pic:spPr>
+                </pic:pic>
+              </a:graphicData>
+            </a:graphic>
+          </wp:inline>
+        </w:drawing>
+      </w:r>
+    </w:p>
+    <w:p>
+      <w:pPr>
+        <w:jc w:val="center"/>
+      </w:pPr>
+      <w:r>
+        <w:rPr>
+          <w:rFonts w:ascii="Arial" w:hAnsi="Arial"/>
+          <w:i/>
+          <w:sz w:val="20"/>
+        </w:rPr>
+        <w:t>Figure 3. Sample image — class: 'inclusion'</w:t>
+      </w:r>
+    </w:p>
+    <w:p>
+      <w:pPr>
+        <w:jc w:val="center"/>
+      </w:pPr>
+      <w:r>
+        <w:drawing>
+          <wp:inline xmlns:a="http://schemas.openxmlformats.org/drawingml/2006/main" xmlns:pic="http://schemas.openxmlformats.org/drawingml/2006/picture">
+            <wp:extent cx="2286000" cy="2286000"/>
+            <wp:docPr id="4" name="Picture 4"/>
+            <wp:cNvGraphicFramePr>
+              <a:graphicFrameLocks noChangeAspect="1"/>
+            </wp:cNvGraphicFramePr>
+            <a:graphic>
+              <a:graphicData uri="http://schemas.openxmlformats.org/drawingml/2006/picture">
+                <pic:pic>
+                  <pic:nvPicPr>
+                    <pic:cNvPr id="0" name="patches_1.jpg"/>
+                    <pic:cNvPicPr/>
+                  </pic:nvPicPr>
+                  <pic:blipFill>
+                    <a:blip r:embed="rId12"/>
+                    <a:stretch>
+                      <a:fillRect/>
+                    </a:stretch>
+                  </pic:blipFill>
+                  <pic:spPr>
+                    <a:xfrm>
+                      <a:off x="0" y="0"/>
+                      <a:ext cx="2286000" cy="2286000"/>
+                    </a:xfrm>
+                    <a:prstGeom prst="rect"/>
+                  </pic:spPr>
+                </pic:pic>
+              </a:graphicData>
+            </a:graphic>
+          </wp:inline>
+        </w:drawing>
+      </w:r>
+    </w:p>
+    <w:p>
+      <w:pPr>
+        <w:jc w:val="center"/>
+      </w:pPr>
+      <w:r>
+        <w:rPr>
+          <w:rFonts w:ascii="Arial" w:hAnsi="Arial"/>
+          <w:i/>
+          <w:sz w:val="20"/>
+        </w:rPr>
+        <w:t>Figure 4. Sample image — class: 'patches'</w:t>
+      </w:r>
+    </w:p>
+    <w:p>
+      <w:pPr>
+        <w:jc w:val="center"/>
+      </w:pPr>
+      <w:r>
+        <w:drawing>
+          <wp:inline xmlns:a="http://schemas.openxmlformats.org/drawingml/2006/main" xmlns:pic="http://schemas.openxmlformats.org/drawingml/2006/picture">
+            <wp:extent cx="2286000" cy="2286000"/>
+            <wp:docPr id="5" name="Picture 5"/>
+            <wp:cNvGraphicFramePr>
+              <a:graphicFrameLocks noChangeAspect="1"/>
+            </wp:cNvGraphicFramePr>
+            <a:graphic>
+              <a:graphicData uri="http://schemas.openxmlformats.org/drawingml/2006/picture">
+                <pic:pic>
+                  <pic:nvPicPr>
+                    <pic:cNvPr id="0" name="pitted_surface_1.jpg"/>
+                    <pic:cNvPicPr/>
+                  </pic:nvPicPr>
+                  <pic:blipFill>
+                    <a:blip r:embed="rId13"/>
+                    <a:stretch>
+                      <a:fillRect/>
+                    </a:stretch>
+                  </pic:blipFill>
+                  <pic:spPr>
+                    <a:xfrm>
+                      <a:off x="0" y="0"/>
+                      <a:ext cx="2286000" cy="2286000"/>
+                    </a:xfrm>
+                    <a:prstGeom prst="rect"/>
+                  </pic:spPr>
+                </pic:pic>
+              </a:graphicData>
+            </a:graphic>
+          </wp:inline>
+        </w:drawing>
+      </w:r>
+    </w:p>
+    <w:p>
+      <w:pPr>
+        <w:jc w:val="center"/>
+      </w:pPr>
+      <w:r>
+        <w:rPr>
+          <w:rFonts w:ascii="Arial" w:hAnsi="Arial"/>
+          <w:i/>
+          <w:sz w:val="20"/>
+        </w:rPr>
+        <w:t>Figure 5. Sample image — class: 'pitted_surface'</w:t>
+      </w:r>
+    </w:p>
+    <w:p>
+      <w:pPr>
+        <w:jc w:val="center"/>
+      </w:pPr>
+      <w:r>
+        <w:drawing>
+          <wp:inline xmlns:a="http://schemas.openxmlformats.org/drawingml/2006/main" xmlns:pic="http://schemas.openxmlformats.org/drawingml/2006/picture">
+            <wp:extent cx="2286000" cy="2286000"/>
+            <wp:docPr id="6" name="Picture 6"/>
+            <wp:cNvGraphicFramePr>
+              <a:graphicFrameLocks noChangeAspect="1"/>
+            </wp:cNvGraphicFramePr>
+            <a:graphic>
+              <a:graphicData uri="http://schemas.openxmlformats.org/drawingml/2006/picture">
+                <pic:pic>
+                  <pic:nvPicPr>
+                    <pic:cNvPr id="0" name="rolled-in_scale_1.jpg"/>
+                    <pic:cNvPicPr/>
+                  </pic:nvPicPr>
+                  <pic:blipFill>
+                    <a:blip r:embed="rId14"/>
+                    <a:stretch>
+                      <a:fillRect/>
+                    </a:stretch>
+                  </pic:blipFill>
+                  <pic:spPr>
+                    <a:xfrm>
+                      <a:off x="0" y="0"/>
+                      <a:ext cx="2286000" cy="2286000"/>
+                    </a:xfrm>
+                    <a:prstGeom prst="rect"/>
+                  </pic:spPr>
+                </pic:pic>
+              </a:graphicData>
+            </a:graphic>
+          </wp:inline>
+        </w:drawing>
+      </w:r>
+    </w:p>
+    <w:p>
+      <w:pPr>
+        <w:jc w:val="center"/>
+      </w:pPr>
+      <w:r>
+        <w:rPr>
+          <w:rFonts w:ascii="Arial" w:hAnsi="Arial"/>
+          <w:i/>
+          <w:sz w:val="20"/>
+        </w:rPr>
+        <w:t>Figure 6. Sample image — class: 'rolled-in_scale'</w:t>
+      </w:r>
+    </w:p>
+    <w:p>
+      <w:pPr>
+        <w:jc w:val="center"/>
+      </w:pPr>
+      <w:r>
+        <w:drawing>
+          <wp:inline xmlns:a="http://schemas.openxmlformats.org/drawingml/2006/main" xmlns:pic="http://schemas.openxmlformats.org/drawingml/2006/picture">
+            <wp:extent cx="2286000" cy="2286000"/>
+            <wp:docPr id="7" name="Picture 7"/>
+            <wp:cNvGraphicFramePr>
+              <a:graphicFrameLocks noChangeAspect="1"/>
+            </wp:cNvGraphicFramePr>
+            <a:graphic>
+              <a:graphicData uri="http://schemas.openxmlformats.org/drawingml/2006/picture">
+                <pic:pic>
+                  <pic:nvPicPr>
+                    <pic:cNvPr id="0" name="scratches_1.jpg"/>
+                    <pic:cNvPicPr/>
+                  </pic:nvPicPr>
+                  <pic:blipFill>
+                    <a:blip r:embed="rId15"/>
+                    <a:stretch>
+                      <a:fillRect/>
+                    </a:stretch>
+                  </pic:blipFill>
+                  <pic:spPr>
+                    <a:xfrm>
+                      <a:off x="0" y="0"/>
+                      <a:ext cx="2286000" cy="2286000"/>
+                    </a:xfrm>
+                    <a:prstGeom prst="rect"/>
+                  </pic:spPr>
+                </pic:pic>
+              </a:graphicData>
+            </a:graphic>
+          </wp:inline>
+        </w:drawing>
+      </w:r>
+    </w:p>
+    <w:p>
+      <w:pPr>
+        <w:jc w:val="center"/>
+      </w:pPr>
+      <w:r>
+        <w:rPr>
+          <w:rFonts w:ascii="Arial" w:hAnsi="Arial"/>
+          <w:i/>
+          <w:sz w:val="20"/>
+        </w:rPr>
+        <w:t>Figure 7. Sample image — class: 'scratches'</w:t>
+      </w:r>
+    </w:p>
     <w:p/>
     <w:p>
       <w:pPr>
@@ -1634,7 +1946,7 @@
         <w:drawing>
           <wp:inline xmlns:a="http://schemas.openxmlformats.org/drawingml/2006/main" xmlns:pic="http://schemas.openxmlformats.org/drawingml/2006/picture">
             <wp:extent cx="4754880" cy="1756841"/>
-            <wp:docPr id="2" name="Picture 2"/>
+            <wp:docPr id="8" name="Picture 8"/>
             <wp:cNvGraphicFramePr>
               <a:graphicFrameLocks noChangeAspect="1"/>
             </wp:cNvGraphicFramePr>
@@ -1646,7 +1958,7 @@
                     <pic:cNvPicPr/>
                   </pic:nvPicPr>
                   <pic:blipFill>
-                    <a:blip r:embed="rId10"/>
+                    <a:blip r:embed="rId16"/>
                     <a:stretch>
                       <a:fillRect/>
                     </a:stretch>
@@ -1764,7 +2076,7 @@
         <w:drawing>
           <wp:inline xmlns:a="http://schemas.openxmlformats.org/drawingml/2006/main" xmlns:pic="http://schemas.openxmlformats.org/drawingml/2006/picture">
             <wp:extent cx="4754880" cy="3770521"/>
-            <wp:docPr id="3" name="Picture 3"/>
+            <wp:docPr id="9" name="Picture 9"/>
             <wp:cNvGraphicFramePr>
               <a:graphicFrameLocks noChangeAspect="1"/>
             </wp:cNvGraphicFramePr>
@@ -1776,7 +2088,7 @@
                     <pic:cNvPicPr/>
                   </pic:nvPicPr>
                   <pic:blipFill>
-                    <a:blip r:embed="rId11"/>
+                    <a:blip r:embed="rId17"/>
                     <a:stretch>
                       <a:fillRect/>
                     </a:stretch>
@@ -1816,7 +2128,7 @@
         <w:drawing>
           <wp:inline xmlns:a="http://schemas.openxmlformats.org/drawingml/2006/main" xmlns:pic="http://schemas.openxmlformats.org/drawingml/2006/picture">
             <wp:extent cx="4754880" cy="3663957"/>
-            <wp:docPr id="4" name="Picture 4"/>
+            <wp:docPr id="10" name="Picture 10"/>
             <wp:cNvGraphicFramePr>
               <a:graphicFrameLocks noChangeAspect="1"/>
             </wp:cNvGraphicFramePr>
@@ -1828,7 +2140,7 @@
                     <pic:cNvPicPr/>
                   </pic:nvPicPr>
                   <pic:blipFill>
-                    <a:blip r:embed="rId12"/>
+                    <a:blip r:embed="rId18"/>
                     <a:stretch>
                       <a:fillRect/>
                     </a:stretch>
@@ -1946,7 +2258,7 @@
         <w:drawing>
           <wp:inline xmlns:a="http://schemas.openxmlformats.org/drawingml/2006/main" xmlns:pic="http://schemas.openxmlformats.org/drawingml/2006/picture">
             <wp:extent cx="4754880" cy="3770521"/>
-            <wp:docPr id="5" name="Picture 5"/>
+            <wp:docPr id="11" name="Picture 11"/>
             <wp:cNvGraphicFramePr>
               <a:graphicFrameLocks noChangeAspect="1"/>
             </wp:cNvGraphicFramePr>
@@ -1958,7 +2270,7 @@
                     <pic:cNvPicPr/>
                   </pic:nvPicPr>
                   <pic:blipFill>
-                    <a:blip r:embed="rId13"/>
+                    <a:blip r:embed="rId19"/>
                     <a:stretch>
                       <a:fillRect/>
                     </a:stretch>
@@ -1998,7 +2310,7 @@
         <w:drawing>
           <wp:inline xmlns:a="http://schemas.openxmlformats.org/drawingml/2006/main" xmlns:pic="http://schemas.openxmlformats.org/drawingml/2006/picture">
             <wp:extent cx="4754880" cy="3663957"/>
-            <wp:docPr id="6" name="Picture 6"/>
+            <wp:docPr id="12" name="Picture 12"/>
             <wp:cNvGraphicFramePr>
               <a:graphicFrameLocks noChangeAspect="1"/>
             </wp:cNvGraphicFramePr>
@@ -2010,7 +2322,7 @@
                     <pic:cNvPicPr/>
                   </pic:nvPicPr>
                   <pic:blipFill>
-                    <a:blip r:embed="rId14"/>
+                    <a:blip r:embed="rId20"/>
                     <a:stretch>
                       <a:fillRect/>
                     </a:stretch>
@@ -2066,7 +2378,7 @@
         <w:drawing>
           <wp:inline xmlns:a="http://schemas.openxmlformats.org/drawingml/2006/main" xmlns:pic="http://schemas.openxmlformats.org/drawingml/2006/picture">
             <wp:extent cx="4754880" cy="3370722"/>
-            <wp:docPr id="7" name="Picture 7"/>
+            <wp:docPr id="13" name="Picture 13"/>
             <wp:cNvGraphicFramePr>
               <a:graphicFrameLocks noChangeAspect="1"/>
             </wp:cNvGraphicFramePr>
@@ -2078,7 +2390,7 @@
                     <pic:cNvPicPr/>
                   </pic:nvPicPr>
                   <pic:blipFill>
-                    <a:blip r:embed="rId15"/>
+                    <a:blip r:embed="rId21"/>
                     <a:stretch>
                       <a:fillRect/>
                     </a:stretch>
@@ -2508,6 +2820,189 @@
           <w:color w:val="000000"/>
           <w:sz w:val="28"/>
         </w:rPr>
+        <w:t>8.5. Code Implementation and Structure</w:t>
+      </w:r>
+    </w:p>
+    <w:p>
+      <w:pPr>
+        <w:jc w:val="both"/>
+      </w:pPr>
+      <w:r>
+        <w:rPr>
+          <w:rFonts w:ascii="Arial" w:hAnsi="Arial"/>
+          <w:b w:val="0"/>
+          <w:i w:val="0"/>
+          <w:sz w:val="24"/>
+        </w:rPr>
+        <w:t>The project is structured into three main Python scripts, each serving a specific purpose in the deep learning pipeline:</w:t>
+      </w:r>
+    </w:p>
+    <w:p>
+      <w:pPr>
+        <w:pStyle w:val="Heading2"/>
+        <w:jc w:val="left"/>
+      </w:pPr>
+      <w:r>
+        <w:rPr>
+          <w:rFonts w:ascii="Arial" w:hAnsi="Arial"/>
+          <w:b/>
+          <w:color w:val="000000"/>
+          <w:sz w:val="24"/>
+        </w:rPr>
+        <w:t>1. deeplearning.py (Training and Evaluation Pipeline)</w:t>
+      </w:r>
+    </w:p>
+    <w:p>
+      <w:pPr>
+        <w:pStyle w:val="ListBullet"/>
+      </w:pPr>
+      <w:r>
+        <w:rPr>
+          <w:rFonts w:ascii="Arial" w:hAnsi="Arial"/>
+          <w:sz w:val="24"/>
+        </w:rPr>
+        <w:t>Data Preprocessing: We use torchvision.transforms to apply data augmentation (Random Flips, Rotation, ColorJitter) and ImageNet normalization.</w:t>
+      </w:r>
+    </w:p>
+    <w:p>
+      <w:pPr>
+        <w:pStyle w:val="ListBullet"/>
+      </w:pPr>
+      <w:r>
+        <w:rPr>
+          <w:rFonts w:ascii="Arial" w:hAnsi="Arial"/>
+          <w:sz w:val="24"/>
+        </w:rPr>
+        <w:t>Data Loading: datasets.ImageFolder infers class labels automatically. DataLoader creates iterable batches for GPU efficiency.</w:t>
+      </w:r>
+    </w:p>
+    <w:p>
+      <w:pPr>
+        <w:pStyle w:val="ListBullet"/>
+      </w:pPr>
+      <w:r>
+        <w:rPr>
+          <w:rFonts w:ascii="Arial" w:hAnsi="Arial"/>
+          <w:sz w:val="24"/>
+        </w:rPr>
+        <w:t>Model Building: CustomCNN is a built-from-scratch nn.Module. build_resnet18() loads pre-trained weights and replaces the final fc layer.</w:t>
+      </w:r>
+    </w:p>
+    <w:p>
+      <w:pPr>
+        <w:pStyle w:val="ListBullet"/>
+      </w:pPr>
+      <w:r>
+        <w:rPr>
+          <w:rFonts w:ascii="Arial" w:hAnsi="Arial"/>
+          <w:sz w:val="24"/>
+        </w:rPr>
+        <w:t>Training Loop: Implements the standard PyTorch backpropagation process (CrossEntropyLoss, Adam optimizer) with a ReduceLROnPlateau scheduler.</w:t>
+      </w:r>
+    </w:p>
+    <w:p>
+      <w:pPr>
+        <w:pStyle w:val="Heading2"/>
+        <w:jc w:val="left"/>
+      </w:pPr>
+      <w:r>
+        <w:rPr>
+          <w:rFonts w:ascii="Arial" w:hAnsi="Arial"/>
+          <w:b/>
+          <w:color w:val="000000"/>
+          <w:sz w:val="24"/>
+        </w:rPr>
+        <w:t>2. app.py (Interactive Web Interface)</w:t>
+      </w:r>
+    </w:p>
+    <w:p>
+      <w:pPr>
+        <w:pStyle w:val="ListBullet"/>
+      </w:pPr>
+      <w:r>
+        <w:rPr>
+          <w:rFonts w:ascii="Arial" w:hAnsi="Arial"/>
+          <w:sz w:val="24"/>
+        </w:rPr>
+        <w:t>Uses streamlit to provide a user-friendly GUI.</w:t>
+      </w:r>
+    </w:p>
+    <w:p>
+      <w:pPr>
+        <w:pStyle w:val="ListBullet"/>
+      </w:pPr>
+      <w:r>
+        <w:rPr>
+          <w:rFonts w:ascii="Arial" w:hAnsi="Arial"/>
+          <w:sz w:val="24"/>
+        </w:rPr>
+        <w:t>Uses @st.cache_resource to load trained .pth weights into memory only once for fast inference.</w:t>
+      </w:r>
+    </w:p>
+    <w:p>
+      <w:pPr>
+        <w:pStyle w:val="ListBullet"/>
+      </w:pPr>
+      <w:r>
+        <w:rPr>
+          <w:rFonts w:ascii="Arial" w:hAnsi="Arial"/>
+          <w:sz w:val="24"/>
+        </w:rPr>
+        <w:t>Captures uploaded images, applies transforms, and outputs the prediction confidence using Softmax.</w:t>
+      </w:r>
+    </w:p>
+    <w:p>
+      <w:pPr>
+        <w:pStyle w:val="Heading2"/>
+        <w:jc w:val="left"/>
+      </w:pPr>
+      <w:r>
+        <w:rPr>
+          <w:rFonts w:ascii="Arial" w:hAnsi="Arial"/>
+          <w:b/>
+          <w:color w:val="000000"/>
+          <w:sz w:val="24"/>
+        </w:rPr>
+        <w:t>3. test.py (Command Line Inference)</w:t>
+      </w:r>
+    </w:p>
+    <w:p>
+      <w:pPr>
+        <w:pStyle w:val="ListBullet"/>
+      </w:pPr>
+      <w:r>
+        <w:rPr>
+          <w:rFonts w:ascii="Arial" w:hAnsi="Arial"/>
+          <w:sz w:val="24"/>
+        </w:rPr>
+        <w:t>Designed for quick terminal evaluations using argparse.</w:t>
+      </w:r>
+    </w:p>
+    <w:p>
+      <w:pPr>
+        <w:pStyle w:val="ListBullet"/>
+      </w:pPr>
+      <w:r>
+        <w:rPr>
+          <w:rFonts w:ascii="Arial" w:hAnsi="Arial"/>
+          <w:sz w:val="24"/>
+        </w:rPr>
+        <w:t>Allows testing a single image without loading the entire training environment.</w:t>
+      </w:r>
+    </w:p>
+    <w:p/>
+    <w:p>
+      <w:pPr>
+        <w:pStyle w:val="Heading1"/>
+        <w:jc w:val="left"/>
+      </w:pPr>
+      <w:r>
+        <w:rPr>
+          <w:rFonts w:ascii="Arial" w:hAnsi="Arial"/>
+          <w:b/>
+          <w:color w:val="000000"/>
+          <w:sz w:val="28"/>
+        </w:rPr>
         <w:t>9. How to Run the Code</w:t>
       </w:r>
     </w:p>
@@ -2532,7 +3027,7 @@
           <w:rFonts w:ascii="Courier New" w:hAnsi="Courier New"/>
           <w:sz w:val="20"/>
         </w:rPr>
-        <w:t>python -m pip install torch torchvision matplotlib scikit-learn seaborn python-docx</w:t>
+        <w:t>python -m pip install torch torchvision matplotlib scikit-learn seaborn streamlit python-docx</w:t>
       </w:r>
     </w:p>
     <w:p>
@@ -2547,7 +3042,97 @@
           <w:color w:val="000000"/>
           <w:sz w:val="24"/>
         </w:rPr>
-        <w:t>Train both models</w:t>
+        <w:t>1. Run the Web Application (Recommended)</w:t>
+      </w:r>
+    </w:p>
+    <w:p>
+      <w:pPr>
+        <w:jc w:val="both"/>
+      </w:pPr>
+      <w:r>
+        <w:rPr>
+          <w:rFonts w:ascii="Arial" w:hAnsi="Arial"/>
+          <w:b w:val="0"/>
+          <w:i w:val="0"/>
+          <w:sz w:val="24"/>
+        </w:rPr>
+        <w:t>We have developed a user-friendly graphical interface (GUI) using Streamlit. You can easily test our trained models without writing any code.</w:t>
+      </w:r>
+    </w:p>
+    <w:p>
+      <w:r>
+        <w:rPr>
+          <w:rFonts w:ascii="Courier New" w:hAnsi="Courier New"/>
+          <w:sz w:val="20"/>
+        </w:rPr>
+        <w:t>python -m streamlit run app.py</w:t>
+      </w:r>
+    </w:p>
+    <w:p>
+      <w:pPr>
+        <w:jc w:val="both"/>
+      </w:pPr>
+      <w:r>
+        <w:rPr>
+          <w:rFonts w:ascii="Arial" w:hAnsi="Arial"/>
+          <w:b w:val="0"/>
+          <w:i/>
+          <w:sz w:val="24"/>
+        </w:rPr>
+        <w:t>(Once the app opens in your browser, you can upload any image from the provided NEU-DET_100_samples.zip file to see the real-time predictions of our models.)</w:t>
+      </w:r>
+    </w:p>
+    <w:p>
+      <w:pPr>
+        <w:pStyle w:val="Heading2"/>
+        <w:jc w:val="left"/>
+      </w:pPr>
+      <w:r>
+        <w:rPr>
+          <w:rFonts w:ascii="Arial" w:hAnsi="Arial"/>
+          <w:b/>
+          <w:color w:val="000000"/>
+          <w:sz w:val="24"/>
+        </w:rPr>
+        <w:t>2. Test with a Single Image via Command Line</w:t>
+      </w:r>
+    </w:p>
+    <w:p>
+      <w:r>
+        <w:rPr>
+          <w:rFonts w:ascii="Courier New" w:hAnsi="Courier New"/>
+          <w:sz w:val="20"/>
+        </w:rPr>
+        <w:t>python test.py --model resnet18 --image "NEU-DET_100_samples/crazing/crazing_1.jpg"</w:t>
+      </w:r>
+    </w:p>
+    <w:p>
+      <w:pPr>
+        <w:pStyle w:val="Heading2"/>
+        <w:jc w:val="left"/>
+      </w:pPr>
+      <w:r>
+        <w:rPr>
+          <w:rFonts w:ascii="Arial" w:hAnsi="Arial"/>
+          <w:b/>
+          <w:color w:val="000000"/>
+          <w:sz w:val="24"/>
+        </w:rPr>
+        <w:t>3. Train the Models (Optional)</w:t>
+      </w:r>
+    </w:p>
+    <w:p>
+      <w:pPr>
+        <w:jc w:val="both"/>
+      </w:pPr>
+      <w:r>
+        <w:rPr>
+          <w:rFonts w:ascii="Arial" w:hAnsi="Arial"/>
+          <w:b w:val="0"/>
+          <w:i w:val="0"/>
+          <w:sz w:val="24"/>
+        </w:rPr>
+        <w:t>Pre-trained model weights (.pth files) are already included. However, if you wish to retrain the models from scratch, ensure the full dataset is placed in a folder named NEU-DET inside the project directory, and run:</w:t>
       </w:r>
     </w:p>
     <w:p>
@@ -2557,56 +3142,6 @@
           <w:sz w:val="20"/>
         </w:rPr>
         <w:t>python deeplearning.py</w:t>
-      </w:r>
-    </w:p>
-    <w:p>
-      <w:pPr>
-        <w:pStyle w:val="Heading2"/>
-        <w:jc w:val="left"/>
-      </w:pPr>
-      <w:r>
-        <w:rPr>
-          <w:rFonts w:ascii="Arial" w:hAnsi="Arial"/>
-          <w:b/>
-          <w:color w:val="000000"/>
-          <w:sz w:val="24"/>
-        </w:rPr>
-        <w:t>Test with a single image</w:t>
-      </w:r>
-    </w:p>
-    <w:p>
-      <w:r>
-        <w:rPr>
-          <w:rFonts w:ascii="Courier New" w:hAnsi="Courier New"/>
-          <w:sz w:val="20"/>
-        </w:rPr>
-        <w:t>python test.py --model resnet18 --image "path/to/your/image.jpg"</w:t>
-        <w:br/>
-        <w:t>python test.py --model custom_cnn --image "path/to/your/image.jpg"</w:t>
-      </w:r>
-    </w:p>
-    <w:p>
-      <w:pPr>
-        <w:pStyle w:val="Heading2"/>
-        <w:jc w:val="left"/>
-      </w:pPr>
-      <w:r>
-        <w:rPr>
-          <w:rFonts w:ascii="Arial" w:hAnsi="Arial"/>
-          <w:b/>
-          <w:color w:val="000000"/>
-          <w:sz w:val="24"/>
-        </w:rPr>
-        <w:t>Run full validation test</w:t>
-      </w:r>
-    </w:p>
-    <w:p>
-      <w:r>
-        <w:rPr>
-          <w:rFonts w:ascii="Courier New" w:hAnsi="Courier New"/>
-          <w:sz w:val="20"/>
-        </w:rPr>
-        <w:t>python test.py --model resnet18</w:t>
       </w:r>
     </w:p>
     <w:p/>

--- a/steel_defect_report.docx
+++ b/steel_defect_report.docx
@@ -78,6 +78,10 @@
     <w:p>
       <w:pPr>
         <w:jc w:val="center"/>
+        <w:rPr>
+          <w:b/>
+          <w:sz w:val="28"/>
+        </w:rPr>
       </w:pPr>
       <w:r>
         <w:rPr>
@@ -86,6 +90,15 @@
         </w:rPr>
         <w:t>Steel Surface Defect Classification</w:t>
       </w:r>
+    </w:p>
+    <w:p>
+      <w:pPr>
+        <w:jc w:val="center"/>
+        <w:rPr>
+          <w:b/>
+          <w:sz w:val="28"/>
+        </w:rPr>
+      </w:pPr>
       <w:r>
         <w:rPr>
           <w:b/>
@@ -103,53 +116,282 @@
         <w:t>on the NEU-DET Dataset</w:t>
       </w:r>
     </w:p>
+    <w:p>
+      <w:pPr>
+        <w:jc w:val="center"/>
+        <w:rPr>
+          <w:b/>
+          <w:sz w:val="28"/>
+        </w:rPr>
+      </w:pPr>
+    </w:p>
+    <w:p>
+      <w:pPr>
+        <w:jc w:val="center"/>
+        <w:rPr>
+          <w:b/>
+          <w:sz w:val="28"/>
+          <w:szCs w:val="28"/>
+        </w:rPr>
+      </w:pPr>
+      <w:r>
+        <w:rPr>
+          <w:b/>
+          <w:sz w:val="28"/>
+          <w:szCs w:val="28"/>
+        </w:rPr>
+        <w:t>BIM447</w:t>
+      </w:r>
+    </w:p>
+    <w:p>
+      <w:pPr>
+        <w:jc w:val="center"/>
+        <w:rPr>
+          <w:b/>
+          <w:sz w:val="28"/>
+          <w:szCs w:val="28"/>
+        </w:rPr>
+      </w:pPr>
+      <w:r>
+        <w:rPr>
+          <w:b/>
+          <w:sz w:val="28"/>
+          <w:szCs w:val="28"/>
+        </w:rPr>
+        <w:t xml:space="preserve">Deep Learning Term Project </w:t>
+      </w:r>
+    </w:p>
+    <w:p>
+      <w:pPr>
+        <w:jc w:val="center"/>
+        <w:rPr>
+          <w:b/>
+          <w:sz w:val="28"/>
+          <w:szCs w:val="28"/>
+        </w:rPr>
+      </w:pPr>
+      <w:r>
+        <w:rPr>
+          <w:b/>
+          <w:sz w:val="28"/>
+          <w:szCs w:val="28"/>
+        </w:rPr>
+        <w:t>Cahit PERKGÖZ</w:t>
+      </w:r>
+    </w:p>
+    <w:p/>
     <w:p/>
     <w:p/>
     <w:p>
       <w:pPr>
         <w:jc w:val="center"/>
-      </w:pPr>
-      <w:r>
+        <w:rPr>
+          <w:sz w:val="28"/>
+          <w:szCs w:val="28"/>
+        </w:rPr>
+      </w:pPr>
+      <w:r>
+        <w:rPr>
+          <w:sz w:val="28"/>
+          <w:szCs w:val="28"/>
+        </w:rPr>
         <w:t>Prepared by:</w:t>
       </w:r>
       <w:r>
+        <w:rPr>
+          <w:sz w:val="28"/>
+          <w:szCs w:val="28"/>
+        </w:rPr>
         <w:br/>
       </w:r>
       <w:r>
+        <w:rPr>
+          <w:sz w:val="28"/>
+          <w:szCs w:val="28"/>
+        </w:rPr>
         <w:t>Hayati Emre Çelik</w:t>
       </w:r>
       <w:r>
+        <w:rPr>
+          <w:sz w:val="28"/>
+          <w:szCs w:val="28"/>
+        </w:rPr>
         <w:br/>
       </w:r>
       <w:r>
+        <w:rPr>
+          <w:sz w:val="28"/>
+          <w:szCs w:val="28"/>
+        </w:rPr>
         <w:t>Harun Halil Öcal</w:t>
       </w:r>
       <w:r>
+        <w:rPr>
+          <w:sz w:val="28"/>
+          <w:szCs w:val="28"/>
+        </w:rPr>
         <w:br/>
       </w:r>
       <w:r>
+        <w:rPr>
+          <w:sz w:val="28"/>
+          <w:szCs w:val="28"/>
+        </w:rPr>
         <w:t>Kemal Furkan Saygılı</w:t>
-      </w:r>
-    </w:p>
-    <w:p/>
-    <w:p>
-      <w:pPr>
-        <w:jc w:val="center"/>
-      </w:pPr>
-      <w:r>
-        <w:t>Spring</w:t>
-      </w:r>
-      <w:r>
-        <w:t xml:space="preserve"> 202</w:t>
-      </w:r>
-      <w:r>
-        <w:t>6</w:t>
       </w:r>
     </w:p>
     <w:p>
+      <w:pPr>
+        <w:rPr>
+          <w:sz w:val="28"/>
+          <w:szCs w:val="28"/>
+        </w:rPr>
+      </w:pPr>
+    </w:p>
+    <w:p>
+      <w:pPr>
+        <w:jc w:val="center"/>
+        <w:rPr>
+          <w:sz w:val="28"/>
+          <w:szCs w:val="28"/>
+        </w:rPr>
+      </w:pPr>
+      <w:r>
+        <w:rPr>
+          <w:sz w:val="28"/>
+          <w:szCs w:val="28"/>
+        </w:rPr>
+        <w:t>Spring</w:t>
+      </w:r>
+      <w:r>
+        <w:rPr>
+          <w:sz w:val="28"/>
+          <w:szCs w:val="28"/>
+        </w:rPr>
+        <w:t xml:space="preserve"> 202</w:t>
+      </w:r>
+      <w:r>
+        <w:rPr>
+          <w:sz w:val="28"/>
+          <w:szCs w:val="28"/>
+        </w:rPr>
+        <w:t>6</w:t>
+      </w:r>
+    </w:p>
+    <w:p>
       <w:r>
         <w:br w:type="page"/>
       </w:r>
+    </w:p>
+    <w:p>
+      <w:pPr>
+        <w:pStyle w:val="Balk1"/>
+        <w:rPr>
+          <w:sz w:val="32"/>
+          <w:szCs w:val="32"/>
+        </w:rPr>
+      </w:pPr>
+      <w:r>
+        <w:rPr>
+          <w:rFonts w:ascii="Arial" w:hAnsi="Arial"/>
+          <w:color w:val="000000"/>
+          <w:sz w:val="32"/>
+          <w:szCs w:val="32"/>
+        </w:rPr>
+        <w:lastRenderedPageBreak/>
+        <w:t>Abstract</w:t>
+      </w:r>
+    </w:p>
+    <w:p>
+      <w:pPr>
+        <w:jc w:val="both"/>
+      </w:pPr>
+    </w:p>
+    <w:p>
+      <w:pPr>
+        <w:jc w:val="both"/>
+        <w:rPr>
+          <w:sz w:val="28"/>
+          <w:szCs w:val="28"/>
+        </w:rPr>
+      </w:pPr>
+      <w:r>
+        <w:rPr>
+          <w:sz w:val="28"/>
+          <w:szCs w:val="28"/>
+        </w:rPr>
+        <w:t>This report presents a deep learning based approach for classifying steel surface defects using the NEU-DET (Northeastern University Surface Defect Database) dataset. Six types of defects — crazing, inclusion, patches, pitted surface, rolled-in scale, and scratches — are identified using two CNN-based models: a Custom CNN trained from scratch and a ResNet18 model adapted via Transfer Learning. Both models were trained for 20 epochs and evaluated on a held-out validation set. The ResNet18 achieved 98.61% accuracy and the Custom CNN achieved 97.78%, demonstrating the effectiveness of deep learning for automated industrial quality control.</w:t>
+      </w:r>
+    </w:p>
+    <w:p>
+      <w:pPr>
+        <w:pStyle w:val="Balk1"/>
+        <w:rPr>
+          <w:sz w:val="32"/>
+          <w:szCs w:val="32"/>
+        </w:rPr>
+      </w:pPr>
+      <w:r>
+        <w:rPr>
+          <w:rFonts w:ascii="Arial" w:hAnsi="Arial"/>
+          <w:color w:val="000000"/>
+          <w:sz w:val="32"/>
+          <w:szCs w:val="32"/>
+        </w:rPr>
+        <w:t>1. Introduction</w:t>
+      </w:r>
+    </w:p>
+    <w:p>
+      <w:pPr>
+        <w:jc w:val="both"/>
+      </w:pPr>
+    </w:p>
+    <w:p>
+      <w:pPr>
+        <w:jc w:val="both"/>
+        <w:rPr>
+          <w:sz w:val="28"/>
+          <w:szCs w:val="28"/>
+        </w:rPr>
+      </w:pPr>
+      <w:r>
+        <w:rPr>
+          <w:sz w:val="28"/>
+          <w:szCs w:val="28"/>
+        </w:rPr>
+        <w:t>Steel surface defects represent a significant challenge in the manufacturing industry. Manual inspection is slow, inconsistent, and prone to human error. Automated vision-based systems using deep learning can detect defects with high accuracy at production speeds. Convolutional Neural Networks (CNNs) are the dominant architecture for image classification tasks due to their ability to learn hierarchical spatial features directly from raw pixels.</w:t>
+      </w:r>
+    </w:p>
+    <w:p>
+      <w:pPr>
+        <w:jc w:val="both"/>
+        <w:rPr>
+          <w:sz w:val="28"/>
+          <w:szCs w:val="28"/>
+        </w:rPr>
+      </w:pPr>
+      <w:r>
+        <w:rPr>
+          <w:sz w:val="28"/>
+          <w:szCs w:val="28"/>
+        </w:rPr>
+        <w:t>This project implements and compares two CNN-based approaches: (1) a Custom CNN designed from scratch, and (2) ResNet18 with Transfer Learning from ImageNet. The goal is to classify six distinct steel surface defect types and understand why these two approaches yield different performance levels.</w:t>
+      </w:r>
+    </w:p>
+    <w:p>
+      <w:pPr>
+        <w:jc w:val="both"/>
+      </w:pPr>
+    </w:p>
+    <w:p>
+      <w:pPr>
+        <w:jc w:val="both"/>
+      </w:pPr>
+    </w:p>
+    <w:p>
+      <w:pPr>
+        <w:jc w:val="both"/>
+      </w:pPr>
     </w:p>
     <w:p>
       <w:pPr>
@@ -161,7 +403,7 @@
           <w:color w:val="000000"/>
         </w:rPr>
         <w:lastRenderedPageBreak/>
-        <w:t>Abstract</w:t>
+        <w:t>2. Dataset — NEU-DET</w:t>
       </w:r>
     </w:p>
     <w:p>
@@ -169,60 +411,19 @@
         <w:jc w:val="both"/>
       </w:pPr>
       <w:r>
-        <w:t>This report presents a deep learning based approach for classifying steel surface defects using the NEU-DET (Northeastern University Surface Defect Database) dataset. Six types of defects — crazing, inclusion, patches, pitted surface, rolled-in scale, and scratches — are identified using two CNN-based models: a Custom CNN trained from scratch and a ResNet18 model adapted via Transfer Learning. Both models were trained for 20 epochs and evaluated on a held-out validation set. The ResNet18 achieved 98.61% accuracy and the Custom CNN achieved 97.78%, demonstrating the effectiveness of deep learning for automated industrial quality control.</w:t>
-      </w:r>
-    </w:p>
-    <w:p/>
-    <w:p>
-      <w:pPr>
-        <w:pStyle w:val="Balk1"/>
-      </w:pPr>
-      <w:r>
-        <w:rPr>
-          <w:rFonts w:ascii="Arial" w:hAnsi="Arial"/>
-          <w:color w:val="000000"/>
-        </w:rPr>
-        <w:t>1. Introduction</w:t>
+        <w:t>The NEU-DET dataset is a standard benchmark for steel surface defect detection, provided by Northeastern University, China. It contains 1,800 grayscale images across 6 defect classes, with each image sized 200×200 pixels.</w:t>
       </w:r>
     </w:p>
     <w:p>
       <w:pPr>
         <w:jc w:val="both"/>
       </w:pPr>
-      <w:r>
-        <w:t>Steel surface defects represent a significant challenge in the manufacturing industry. Manual inspection is slow, inconsistent, and prone to human error. Automated vision-based systems using deep learning can detect defects with high accuracy at production speeds. Convolutional Neural Networks (CNNs) are the dominant architecture for image classification tasks due to their ability to learn hierarchical spatial features directly from raw pixels.</w:t>
-      </w:r>
     </w:p>
     <w:p>
       <w:pPr>
         <w:jc w:val="both"/>
       </w:pPr>
-      <w:r>
-        <w:t>This project implements and compares two CNN-based approaches: (1) a Custom CNN designed from scratch, and (2) ResNet18 with Transfer Learning from ImageNet. The goal is to classify six distinct steel surface defect types and understand why these two approaches yield different performance levels.</w:t>
-      </w:r>
     </w:p>
-    <w:p/>
-    <w:p>
-      <w:pPr>
-        <w:pStyle w:val="Balk1"/>
-      </w:pPr>
-      <w:r>
-        <w:rPr>
-          <w:rFonts w:ascii="Arial" w:hAnsi="Arial"/>
-          <w:color w:val="000000"/>
-        </w:rPr>
-        <w:t>2. Dataset — NEU-DET</w:t>
-      </w:r>
-    </w:p>
-    <w:p>
-      <w:pPr>
-        <w:jc w:val="both"/>
-      </w:pPr>
-      <w:r>
-        <w:t>The NEU-DET dataset is a standard benchmark for steel surface defect detection, provided by Northeastern University, China. It contains 1,800 grayscale images across 6 defect classes, with each image sized 200×200 pixels.</w:t>
-      </w:r>
-    </w:p>
-    <w:p/>
     <w:tbl>
       <w:tblPr>
         <w:tblStyle w:val="TabloKlavuzu"/>
@@ -515,7 +716,6 @@
               <w:rPr>
                 <w:sz w:val="22"/>
               </w:rPr>
-              <w:lastRenderedPageBreak/>
               <w:t>Rolled-in Scale</w:t>
             </w:r>
           </w:p>
@@ -726,6 +926,10 @@
     <w:p>
       <w:pPr>
         <w:jc w:val="center"/>
+        <w:rPr>
+          <w:i/>
+          <w:sz w:val="20"/>
+        </w:rPr>
       </w:pPr>
       <w:r>
         <w:rPr>
@@ -735,7 +939,23 @@
         <w:t>Figure 1. Class distribution of the NEU-DET dataset (train and validation splits).</w:t>
       </w:r>
     </w:p>
-    <w:p/>
+    <w:p>
+      <w:pPr>
+        <w:rPr>
+          <w:i/>
+          <w:sz w:val="20"/>
+        </w:rPr>
+      </w:pPr>
+    </w:p>
+    <w:p>
+      <w:pPr>
+        <w:jc w:val="center"/>
+        <w:rPr>
+          <w:i/>
+          <w:sz w:val="20"/>
+        </w:rPr>
+      </w:pPr>
+    </w:p>
     <w:p>
       <w:pPr>
         <w:pStyle w:val="Balk2"/>
@@ -758,16 +978,13 @@
       </w:r>
     </w:p>
     <w:p>
-      <w:pPr>
-        <w:jc w:val="center"/>
-      </w:pPr>
       <w:r>
         <w:rPr>
           <w:noProof/>
         </w:rPr>
         <w:drawing>
-          <wp:inline distT="0" distB="0" distL="0" distR="0" wp14:anchorId="6A2C4D58" wp14:editId="40A025E0">
-            <wp:extent cx="2286000" cy="2286000"/>
+          <wp:inline distT="0" distB="0" distL="0" distR="0" wp14:anchorId="0E91E9D4" wp14:editId="0EC41FF8">
+            <wp:extent cx="1676400" cy="1676400"/>
             <wp:effectExtent l="0" t="0" r="0" b="0"/>
             <wp:docPr id="2" name="Picture 2"/>
             <wp:cNvGraphicFramePr>
@@ -789,7 +1006,7 @@
                   <pic:spPr>
                     <a:xfrm>
                       <a:off x="0" y="0"/>
-                      <a:ext cx="2286000" cy="2286000"/>
+                      <a:ext cx="1676400" cy="1676400"/>
                     </a:xfrm>
                     <a:prstGeom prst="rect">
                       <a:avLst/>
@@ -801,31 +1018,19 @@
           </wp:inline>
         </w:drawing>
       </w:r>
-    </w:p>
-    <w:p>
-      <w:pPr>
-        <w:jc w:val="center"/>
-      </w:pPr>
       <w:r>
         <w:rPr>
-          <w:i/>
-          <w:sz w:val="20"/>
+          <w:noProof/>
         </w:rPr>
-        <w:lastRenderedPageBreak/>
-        <w:t>Figure 2. Sample image — class: 'crazing'</w:t>
-      </w:r>
-    </w:p>
-    <w:p>
-      <w:pPr>
-        <w:jc w:val="center"/>
-      </w:pPr>
+        <w:t xml:space="preserve">                                </w:t>
+      </w:r>
       <w:r>
         <w:rPr>
           <w:noProof/>
         </w:rPr>
         <w:drawing>
-          <wp:inline distT="0" distB="0" distL="0" distR="0" wp14:anchorId="5AD9D458" wp14:editId="71B4293B">
-            <wp:extent cx="2286000" cy="2286000"/>
+          <wp:inline distT="0" distB="0" distL="0" distR="0" wp14:anchorId="150B182E" wp14:editId="6BEF9FDE">
+            <wp:extent cx="1695450" cy="1695450"/>
             <wp:effectExtent l="0" t="0" r="0" b="0"/>
             <wp:docPr id="3" name="Picture 3"/>
             <wp:cNvGraphicFramePr>
@@ -847,7 +1052,7 @@
                   <pic:spPr>
                     <a:xfrm>
                       <a:off x="0" y="0"/>
-                      <a:ext cx="2286000" cy="2286000"/>
+                      <a:ext cx="1695450" cy="1695450"/>
                     </a:xfrm>
                     <a:prstGeom prst="rect">
                       <a:avLst/>
@@ -861,29 +1066,24 @@
       </w:r>
     </w:p>
     <w:p>
-      <w:pPr>
-        <w:jc w:val="center"/>
-      </w:pPr>
       <w:r>
         <w:rPr>
           <w:i/>
           <w:sz w:val="20"/>
         </w:rPr>
-        <w:t>Figure 3. Sample image — class: 'inclusion'</w:t>
+        <w:t>Figure 2. Sample image — class: 'crazing'              Figure 3. Sample image — class: 'inclusion'</w:t>
       </w:r>
     </w:p>
+    <w:p/>
     <w:p>
-      <w:pPr>
-        <w:jc w:val="center"/>
-      </w:pPr>
       <w:r>
         <w:rPr>
           <w:noProof/>
         </w:rPr>
         <w:drawing>
-          <wp:inline distT="0" distB="0" distL="0" distR="0" wp14:anchorId="279EA08A" wp14:editId="0B819B63">
-            <wp:extent cx="2286000" cy="2286000"/>
-            <wp:effectExtent l="0" t="0" r="0" b="0"/>
+          <wp:inline distT="0" distB="0" distL="0" distR="0" wp14:anchorId="279EA08A" wp14:editId="044DA01A">
+            <wp:extent cx="1819275" cy="1819275"/>
+            <wp:effectExtent l="0" t="0" r="9525" b="9525"/>
             <wp:docPr id="4" name="Picture 4"/>
             <wp:cNvGraphicFramePr>
               <a:graphicFrameLocks xmlns:a="http://schemas.openxmlformats.org/drawingml/2006/main" noChangeAspect="1"/>
@@ -904,7 +1104,7 @@
                   <pic:spPr>
                     <a:xfrm>
                       <a:off x="0" y="0"/>
-                      <a:ext cx="2286000" cy="2286000"/>
+                      <a:ext cx="1819275" cy="1819275"/>
                     </a:xfrm>
                     <a:prstGeom prst="rect">
                       <a:avLst/>
@@ -916,30 +1116,19 @@
           </wp:inline>
         </w:drawing>
       </w:r>
-    </w:p>
-    <w:p>
-      <w:pPr>
-        <w:jc w:val="center"/>
-      </w:pPr>
       <w:r>
         <w:rPr>
-          <w:i/>
-          <w:sz w:val="20"/>
+          <w:noProof/>
         </w:rPr>
-        <w:t>Figure 4. Sample image — class: 'patches'</w:t>
-      </w:r>
-    </w:p>
-    <w:p>
-      <w:pPr>
-        <w:jc w:val="center"/>
-      </w:pPr>
+        <w:t xml:space="preserve">                              </w:t>
+      </w:r>
       <w:r>
         <w:rPr>
           <w:noProof/>
         </w:rPr>
         <w:drawing>
-          <wp:inline distT="0" distB="0" distL="0" distR="0" wp14:anchorId="0632E2DC" wp14:editId="6935C6BE">
-            <wp:extent cx="2286000" cy="2286000"/>
+          <wp:inline distT="0" distB="0" distL="0" distR="0" wp14:anchorId="352D22F7" wp14:editId="0398437A">
+            <wp:extent cx="1809750" cy="1809750"/>
             <wp:effectExtent l="0" t="0" r="0" b="0"/>
             <wp:docPr id="5" name="Picture 5"/>
             <wp:cNvGraphicFramePr>
@@ -961,7 +1150,7 @@
                   <pic:spPr>
                     <a:xfrm>
                       <a:off x="0" y="0"/>
-                      <a:ext cx="2286000" cy="2286000"/>
+                      <a:ext cx="1809750" cy="1809750"/>
                     </a:xfrm>
                     <a:prstGeom prst="rect">
                       <a:avLst/>
@@ -975,30 +1164,38 @@
       </w:r>
     </w:p>
     <w:p>
-      <w:pPr>
-        <w:jc w:val="center"/>
-      </w:pPr>
       <w:r>
         <w:rPr>
           <w:i/>
           <w:sz w:val="20"/>
         </w:rPr>
-        <w:lastRenderedPageBreak/>
+        <w:t>Figure 4. Sample image — class: 'patches'</w:t>
+      </w:r>
+      <w:r>
+        <w:rPr>
+          <w:i/>
+          <w:sz w:val="20"/>
+        </w:rPr>
+        <w:t xml:space="preserve">         </w:t>
+      </w:r>
+      <w:r>
+        <w:rPr>
+          <w:i/>
+          <w:sz w:val="20"/>
+        </w:rPr>
         <w:t>Figure 5. Sample image — class: 'pitted_surface'</w:t>
       </w:r>
     </w:p>
+    <w:p/>
     <w:p>
-      <w:pPr>
-        <w:jc w:val="center"/>
-      </w:pPr>
       <w:r>
         <w:rPr>
           <w:noProof/>
         </w:rPr>
         <w:drawing>
-          <wp:inline distT="0" distB="0" distL="0" distR="0" wp14:anchorId="4F166966" wp14:editId="29D649FE">
-            <wp:extent cx="2286000" cy="2286000"/>
-            <wp:effectExtent l="0" t="0" r="0" b="0"/>
+          <wp:inline distT="0" distB="0" distL="0" distR="0" wp14:anchorId="119DC42F" wp14:editId="0282E0C4">
+            <wp:extent cx="1819275" cy="1819275"/>
+            <wp:effectExtent l="0" t="0" r="9525" b="9525"/>
             <wp:docPr id="6" name="Picture 6"/>
             <wp:cNvGraphicFramePr>
               <a:graphicFrameLocks xmlns:a="http://schemas.openxmlformats.org/drawingml/2006/main" noChangeAspect="1"/>
@@ -1019,7 +1216,7 @@
                   <pic:spPr>
                     <a:xfrm>
                       <a:off x="0" y="0"/>
-                      <a:ext cx="2286000" cy="2286000"/>
+                      <a:ext cx="1819275" cy="1819275"/>
                     </a:xfrm>
                     <a:prstGeom prst="rect">
                       <a:avLst/>
@@ -1031,30 +1228,19 @@
           </wp:inline>
         </w:drawing>
       </w:r>
-    </w:p>
-    <w:p>
-      <w:pPr>
-        <w:jc w:val="center"/>
-      </w:pPr>
       <w:r>
         <w:rPr>
-          <w:i/>
-          <w:sz w:val="20"/>
+          <w:noProof/>
         </w:rPr>
-        <w:t>Figure 6. Sample image — class: 'rolled-in_scale'</w:t>
-      </w:r>
-    </w:p>
-    <w:p>
-      <w:pPr>
-        <w:jc w:val="center"/>
-      </w:pPr>
+        <w:t xml:space="preserve">                                </w:t>
+      </w:r>
       <w:r>
         <w:rPr>
           <w:noProof/>
         </w:rPr>
         <w:drawing>
-          <wp:inline distT="0" distB="0" distL="0" distR="0" wp14:anchorId="1CE16A3F" wp14:editId="0EB5A59E">
-            <wp:extent cx="2286000" cy="2286000"/>
+          <wp:inline distT="0" distB="0" distL="0" distR="0" wp14:anchorId="19A120DD" wp14:editId="286AF7FD">
+            <wp:extent cx="1809750" cy="1809750"/>
             <wp:effectExtent l="0" t="0" r="0" b="0"/>
             <wp:docPr id="7" name="Picture 7"/>
             <wp:cNvGraphicFramePr>
@@ -1076,7 +1262,7 @@
                   <pic:spPr>
                     <a:xfrm>
                       <a:off x="0" y="0"/>
-                      <a:ext cx="2286000" cy="2286000"/>
+                      <a:ext cx="1809750" cy="1809750"/>
                     </a:xfrm>
                     <a:prstGeom prst="rect">
                       <a:avLst/>
@@ -1090,9 +1276,20 @@
       </w:r>
     </w:p>
     <w:p>
-      <w:pPr>
-        <w:jc w:val="center"/>
-      </w:pPr>
+      <w:r>
+        <w:rPr>
+          <w:i/>
+          <w:sz w:val="20"/>
+        </w:rPr>
+        <w:t>Figure 6. Sample image — class: 'rolled-in_scale'</w:t>
+      </w:r>
+      <w:r>
+        <w:rPr>
+          <w:i/>
+          <w:sz w:val="20"/>
+        </w:rPr>
+        <w:t xml:space="preserve">         </w:t>
+      </w:r>
       <w:r>
         <w:rPr>
           <w:i/>
@@ -1100,6 +1297,27 @@
         </w:rPr>
         <w:t>Figure 7. Sample image — class: 'scratches'</w:t>
       </w:r>
+    </w:p>
+    <w:p/>
+    <w:p>
+      <w:pPr>
+        <w:jc w:val="center"/>
+      </w:pPr>
+    </w:p>
+    <w:p>
+      <w:pPr>
+        <w:jc w:val="center"/>
+      </w:pPr>
+    </w:p>
+    <w:p>
+      <w:pPr>
+        <w:jc w:val="center"/>
+      </w:pPr>
+    </w:p>
+    <w:p>
+      <w:pPr>
+        <w:jc w:val="center"/>
+      </w:pPr>
     </w:p>
     <w:p/>
     <w:p>
@@ -1181,7 +1399,6 @@
           <w:rFonts w:ascii="Arial" w:hAnsi="Arial"/>
           <w:color w:val="000000"/>
         </w:rPr>
-        <w:lastRenderedPageBreak/>
         <w:t>3. Model Architectures</w:t>
       </w:r>
     </w:p>
@@ -1259,6 +1476,7 @@
         <w:jc w:val="both"/>
       </w:pPr>
       <w:r>
+        <w:lastRenderedPageBreak/>
         <w:t>Total trainable parameters: ~2.4 million. BatchNormalization after each Conv layer stabilizes training and allows higher learning rates. Dropout(0.5) in the classifier head prevents overfitting.</w:t>
       </w:r>
     </w:p>
@@ -1334,7 +1552,6 @@
           <w:rFonts w:ascii="Arial" w:hAnsi="Arial"/>
           <w:color w:val="000000"/>
         </w:rPr>
-        <w:lastRenderedPageBreak/>
         <w:t>4. Why Do ResNet18 and Custom CNN Give Different Results?</w:t>
       </w:r>
     </w:p>
@@ -1398,6 +1615,7 @@
           <w:color w:val="000000"/>
           <w:sz w:val="24"/>
         </w:rPr>
+        <w:lastRenderedPageBreak/>
         <w:t>4.3 Training Data Efficiency</w:t>
       </w:r>
     </w:p>
@@ -1687,7 +1905,6 @@
               <w:rPr>
                 <w:sz w:val="22"/>
               </w:rPr>
-              <w:lastRenderedPageBreak/>
               <w:t>Image Size</w:t>
             </w:r>
           </w:p>
@@ -1805,6 +2022,7 @@
         <w:rPr>
           <w:noProof/>
         </w:rPr>
+        <w:lastRenderedPageBreak/>
         <w:drawing>
           <wp:inline distT="0" distB="0" distL="0" distR="0" wp14:anchorId="699F50BF" wp14:editId="1FE9B1FD">
             <wp:extent cx="4754880" cy="1756841"/>
@@ -1916,7 +2134,6 @@
         <w:rPr>
           <w:noProof/>
         </w:rPr>
-        <w:lastRenderedPageBreak/>
         <w:drawing>
           <wp:inline distT="0" distB="0" distL="0" distR="0" wp14:anchorId="635E0163" wp14:editId="286821EF">
             <wp:extent cx="4754880" cy="3770521"/>
@@ -1974,6 +2191,7 @@
         <w:rPr>
           <w:noProof/>
         </w:rPr>
+        <w:lastRenderedPageBreak/>
         <w:drawing>
           <wp:inline distT="0" distB="0" distL="0" distR="0" wp14:anchorId="3DEAA80A" wp14:editId="6E3D55C8">
             <wp:extent cx="4754880" cy="3663957"/>
@@ -2085,6 +2303,7 @@
         <w:rPr>
           <w:noProof/>
         </w:rPr>
+        <w:lastRenderedPageBreak/>
         <w:drawing>
           <wp:inline distT="0" distB="0" distL="0" distR="0" wp14:anchorId="4210C4CE" wp14:editId="185AE316">
             <wp:extent cx="4754880" cy="3770521"/>
@@ -2142,7 +2361,6 @@
         <w:rPr>
           <w:noProof/>
         </w:rPr>
-        <w:lastRenderedPageBreak/>
         <w:drawing>
           <wp:inline distT="0" distB="0" distL="0" distR="0" wp14:anchorId="71C68B12" wp14:editId="68D227B3">
             <wp:extent cx="4754880" cy="3663957"/>
@@ -2260,7 +2478,6 @@
           <w:i/>
           <w:sz w:val="20"/>
         </w:rPr>
-        <w:lastRenderedPageBreak/>
         <w:t>Figure 13. Validation accuracy and macro F1-score comparison.</w:t>
       </w:r>
     </w:p>
@@ -2506,7 +2723,11 @@
         <w:jc w:val="both"/>
       </w:pPr>
       <w:r>
-        <w:t>The key insight is that Transfer Learning provides a better accuracy/cost tradeoff: ResNet18 achieves higher accuracy while training 18× fewer parameters. This is because the ImageNet-pretrained backbone already encodes rich, generalizable visual features. The Custom CNN must discover all features from 1,440 images, which is a fundamentally harder optimization problem.</w:t>
+        <w:t xml:space="preserve">The key insight is that Transfer Learning provides a better accuracy/cost tradeoff: ResNet18 achieves higher accuracy while training 18× fewer parameters. This is because the ImageNet-pretrained backbone already encodes rich, generalizable visual </w:t>
+      </w:r>
+      <w:r>
+        <w:lastRenderedPageBreak/>
+        <w:t>features. The Custom CNN must discover all features from 1,440 images, which is a fundamentally harder optimization problem.</w:t>
       </w:r>
     </w:p>
     <w:p>
@@ -2567,7 +2788,6 @@
         <w:jc w:val="both"/>
       </w:pPr>
       <w:r>
-        <w:lastRenderedPageBreak/>
         <w:t>Transfer Learning with ResNet18 proved superior: higher accuracy, fewer trainable parameters, and faster convergence. The pre-trained ImageNet features generalized effectively to the steel defect domain. Both models are viable for industrial deployment, with ResNet18 being the recommended choice.</w:t>
       </w:r>
     </w:p>
@@ -2626,6 +2846,7 @@
         <w:pStyle w:val="ListeMaddemi"/>
       </w:pPr>
       <w:r>
+        <w:lastRenderedPageBreak/>
         <w:t>Data Loading: datasets.ImageFolder infers class labels automatically. DataLoader creates iterable batches for GPU efficiency.</w:t>
       </w:r>
     </w:p>
@@ -2721,7 +2942,6 @@
           <w:rFonts w:ascii="Arial" w:hAnsi="Arial"/>
           <w:color w:val="000000"/>
         </w:rPr>
-        <w:lastRenderedPageBreak/>
         <w:t>9. How to Run the Code</w:t>
       </w:r>
     </w:p>
@@ -2837,6 +3057,7 @@
           <w:rFonts w:ascii="Courier New" w:hAnsi="Courier New"/>
           <w:sz w:val="20"/>
         </w:rPr>
+        <w:lastRenderedPageBreak/>
         <w:t>python deeplearning.py</w:t>
       </w:r>
     </w:p>
@@ -3739,7 +3960,6 @@
   <w:style w:type="character" w:default="1" w:styleId="VarsaylanParagrafYazTipi">
     <w:name w:val="Default Paragraph Font"/>
     <w:uiPriority w:val="1"/>
-    <w:semiHidden/>
     <w:unhideWhenUsed/>
   </w:style>
   <w:style w:type="table" w:default="1" w:styleId="NormalTablo">
